--- a/papers/_extensions/andrewheiss/hikmah-manuscript/styles/reference.docx
+++ b/papers/_extensions/andrewheiss/hikmah-manuscript/styles/reference.docx
@@ -4,7 +4,7 @@
   <w:body>
     <w:p>
       <w:pPr>
-        <w:pStyle w:val="Title"/>
+        <w:pStyle w:val="Titel"/>
       </w:pPr>
       <w:r>
         <w:t xml:space="preserve"> Title </w:t>
@@ -12,7 +12,7 @@
     </w:p>
     <w:p>
       <w:pPr>
-        <w:pStyle w:val="Subtitle"/>
+        <w:pStyle w:val="Ondertitel"/>
       </w:pPr>
       <w:r>
         <w:t xml:space="preserve"> Subtitle </w:t>
@@ -28,7 +28,7 @@
     </w:p>
     <w:p>
       <w:pPr>
-        <w:pStyle w:val="Date"/>
+        <w:pStyle w:val="Datum"/>
       </w:pPr>
       <w:r>
         <w:t xml:space="preserve"> Date </w:t>
@@ -44,7 +44,7 @@
     </w:p>
     <w:p>
       <w:pPr>
-        <w:pStyle w:val="Heading1"/>
+        <w:pStyle w:val="Kop1"/>
       </w:pPr>
       <w:bookmarkStart w:id="0" w:name="heading-1"/>
       <w:r>
@@ -54,7 +54,7 @@
     </w:p>
     <w:p>
       <w:pPr>
-        <w:pStyle w:val="Heading2"/>
+        <w:pStyle w:val="Kop2"/>
       </w:pPr>
       <w:bookmarkStart w:id="1" w:name="heading-2"/>
       <w:r>
@@ -64,7 +64,7 @@
     </w:p>
     <w:p>
       <w:pPr>
-        <w:pStyle w:val="Heading3"/>
+        <w:pStyle w:val="Kop3"/>
       </w:pPr>
       <w:bookmarkStart w:id="2" w:name="heading-3"/>
       <w:r>
@@ -74,7 +74,7 @@
     </w:p>
     <w:p>
       <w:pPr>
-        <w:pStyle w:val="Heading4"/>
+        <w:pStyle w:val="Kop4"/>
       </w:pPr>
       <w:bookmarkStart w:id="3" w:name="heading-4"/>
       <w:r>
@@ -84,7 +84,7 @@
     </w:p>
     <w:p>
       <w:pPr>
-        <w:pStyle w:val="Heading5"/>
+        <w:pStyle w:val="Kop5"/>
       </w:pPr>
       <w:bookmarkStart w:id="4" w:name="heading-5"/>
       <w:r>
@@ -94,7 +94,7 @@
     </w:p>
     <w:p>
       <w:pPr>
-        <w:pStyle w:val="Heading6"/>
+        <w:pStyle w:val="Kop6"/>
       </w:pPr>
       <w:bookmarkStart w:id="5" w:name="heading-6"/>
       <w:r>
@@ -104,7 +104,7 @@
     </w:p>
     <w:p>
       <w:pPr>
-        <w:pStyle w:val="Heading7"/>
+        <w:pStyle w:val="Kop7"/>
       </w:pPr>
       <w:bookmarkStart w:id="6" w:name="heading-7"/>
       <w:r>
@@ -114,7 +114,7 @@
     </w:p>
     <w:p>
       <w:pPr>
-        <w:pStyle w:val="Heading8"/>
+        <w:pStyle w:val="Kop8"/>
       </w:pPr>
       <w:bookmarkStart w:id="7" w:name="heading-8"/>
       <w:r>
@@ -124,7 +124,7 @@
     </w:p>
     <w:p>
       <w:pPr>
-        <w:pStyle w:val="Heading9"/>
+        <w:pStyle w:val="Kop9"/>
       </w:pPr>
       <w:bookmarkStart w:id="8" w:name="heading-9"/>
       <w:r>
@@ -142,7 +142,7 @@
     </w:p>
     <w:p>
       <w:pPr>
-        <w:pStyle w:val="BodyText"/>
+        <w:pStyle w:val="Plattetekst"/>
       </w:pPr>
       <w:r>
         <w:t xml:space="preserve"> Body Text. Body Text Char.    </w:t>
@@ -151,21 +151,10 @@
         <w:rPr>
           <w:rStyle w:val="VerbatimChar"/>
         </w:rPr>
-        <w:t xml:space="preserve"> Verbatim </w:t>
-      </w:r>
-      <w:proofErr w:type="gramStart"/>
-      <w:r>
-        <w:rPr>
-          <w:rStyle w:val="VerbatimChar"/>
-        </w:rPr>
-        <w:t xml:space="preserve">Char </w:t>
-      </w:r>
-      <w:r>
-        <w:t xml:space="preserve"> .</w:t>
-      </w:r>
-      <w:proofErr w:type="gramEnd"/>
-      <w:r>
-        <w:t xml:space="preserve">    </w:t>
+        <w:t xml:space="preserve"> Verbatim Char </w:t>
+      </w:r>
+      <w:r>
+        <w:t xml:space="preserve"> .    </w:t>
       </w:r>
       <w:hyperlink r:id="rId7">
         <w:r>
@@ -180,14 +169,14 @@
       </w:r>
       <w:r>
         <w:rPr>
-          <w:rStyle w:val="FootnoteReference"/>
+          <w:rStyle w:val="Voetnootmarkering"/>
         </w:rPr>
         <w:footnoteReference w:id="1"/>
       </w:r>
     </w:p>
     <w:p>
       <w:pPr>
-        <w:pStyle w:val="BlockText"/>
+        <w:pStyle w:val="Bloktekst"/>
       </w:pPr>
       <w:r>
         <w:t xml:space="preserve"> Block Text. </w:t>
@@ -294,15 +283,7 @@
         <w:pStyle w:val="DefinitionTerm"/>
       </w:pPr>
       <w:r>
-        <w:t xml:space="preserve"> </w:t>
-      </w:r>
-      <w:proofErr w:type="spellStart"/>
-      <w:r>
-        <w:t>DefinitionTerm</w:t>
-      </w:r>
-      <w:proofErr w:type="spellEnd"/>
-      <w:r>
-        <w:t xml:space="preserve"> </w:t>
+        <w:t xml:space="preserve"> DefinitionTerm </w:t>
       </w:r>
     </w:p>
     <w:p>
@@ -318,15 +299,7 @@
         <w:pStyle w:val="DefinitionTerm"/>
       </w:pPr>
       <w:r>
-        <w:t xml:space="preserve"> </w:t>
-      </w:r>
-      <w:proofErr w:type="spellStart"/>
-      <w:r>
-        <w:t>DefinitionTerm</w:t>
-      </w:r>
-      <w:proofErr w:type="spellEnd"/>
-      <w:r>
-        <w:t xml:space="preserve"> </w:t>
+        <w:t xml:space="preserve"> DefinitionTerm </w:t>
       </w:r>
     </w:p>
     <w:p>
@@ -341,77 +314,8 @@
       <w:pPr>
         <w:pStyle w:val="FirstParagraph"/>
       </w:pPr>
-      <w:proofErr w:type="spellStart"/>
-      <w:r>
-        <w:t>occaecat</w:t>
-      </w:r>
-      <w:proofErr w:type="spellEnd"/>
-      <w:r>
-        <w:t xml:space="preserve"> </w:t>
-      </w:r>
-      <w:proofErr w:type="spellStart"/>
-      <w:r>
-        <w:t>cupidatat</w:t>
-      </w:r>
-      <w:proofErr w:type="spellEnd"/>
-      <w:r>
-        <w:t xml:space="preserve"> non </w:t>
-      </w:r>
-      <w:proofErr w:type="spellStart"/>
-      <w:r>
-        <w:t>proident</w:t>
-      </w:r>
-      <w:proofErr w:type="spellEnd"/>
-      <w:r>
-        <w:t xml:space="preserve">, sunt in culpa qui </w:t>
-      </w:r>
-      <w:proofErr w:type="spellStart"/>
-      <w:r>
-        <w:t>officia</w:t>
-      </w:r>
-      <w:proofErr w:type="spellEnd"/>
-      <w:r>
-        <w:t xml:space="preserve"> </w:t>
-      </w:r>
-      <w:proofErr w:type="spellStart"/>
-      <w:r>
-        <w:t>deserunt</w:t>
-      </w:r>
-      <w:proofErr w:type="spellEnd"/>
-      <w:r>
-        <w:t xml:space="preserve"> </w:t>
-      </w:r>
-      <w:proofErr w:type="spellStart"/>
-      <w:r>
-        <w:t>mollit</w:t>
-      </w:r>
-      <w:proofErr w:type="spellEnd"/>
-      <w:r>
-        <w:t xml:space="preserve"> </w:t>
-      </w:r>
-      <w:proofErr w:type="spellStart"/>
-      <w:r>
-        <w:t>anim</w:t>
-      </w:r>
-      <w:proofErr w:type="spellEnd"/>
-      <w:r>
-        <w:t xml:space="preserve"> id </w:t>
-      </w:r>
-      <w:proofErr w:type="spellStart"/>
-      <w:r>
-        <w:t>est</w:t>
-      </w:r>
-      <w:proofErr w:type="spellEnd"/>
-      <w:r>
-        <w:t xml:space="preserve"> </w:t>
-      </w:r>
-      <w:proofErr w:type="spellStart"/>
-      <w:r>
-        <w:t>laborum</w:t>
-      </w:r>
-      <w:proofErr w:type="spellEnd"/>
-      <w:r>
-        <w:t>.</w:t>
+      <w:r>
+        <w:t>occaecat cupidatat non proident, sunt in culpa qui officia deserunt mollit anim id est laborum.</w:t>
       </w:r>
     </w:p>
     <w:p>
@@ -439,44 +343,16 @@
         <w:rPr>
           <w:rStyle w:val="VerbatimChar"/>
         </w:rPr>
-        <w:t xml:space="preserve">##      speed           </w:t>
-      </w:r>
-      <w:proofErr w:type="spellStart"/>
+        <w:t xml:space="preserve">##      speed           dist       </w:t>
+      </w:r>
+      <w:r>
+        <w:br/>
+      </w:r>
       <w:r>
         <w:rPr>
           <w:rStyle w:val="VerbatimChar"/>
         </w:rPr>
-        <w:t>dist</w:t>
-      </w:r>
-      <w:proofErr w:type="spellEnd"/>
-      <w:r>
-        <w:rPr>
-          <w:rStyle w:val="VerbatimChar"/>
-        </w:rPr>
-        <w:t xml:space="preserve">       </w:t>
-      </w:r>
-      <w:r>
-        <w:br/>
-      </w:r>
-      <w:r>
-        <w:rPr>
-          <w:rStyle w:val="VerbatimChar"/>
-        </w:rPr>
-        <w:t>#</w:t>
-      </w:r>
-      <w:proofErr w:type="gramStart"/>
-      <w:r>
-        <w:rPr>
-          <w:rStyle w:val="VerbatimChar"/>
-        </w:rPr>
-        <w:t>#  Min.</w:t>
-      </w:r>
-      <w:proofErr w:type="gramEnd"/>
-      <w:r>
-        <w:rPr>
-          <w:rStyle w:val="VerbatimChar"/>
-        </w:rPr>
-        <w:t xml:space="preserve">   : 4.0   Min.   :  2.00  </w:t>
+        <w:t xml:space="preserve">##  Min.   : 4.0   Min.   :  2.00  </w:t>
       </w:r>
       <w:r>
         <w:br/>
@@ -531,27 +407,11 @@
       <w:r>
         <w:t xml:space="preserve">Here’s another </w:t>
       </w:r>
-      <w:proofErr w:type="spellStart"/>
-      <w:proofErr w:type="gramStart"/>
       <w:r>
         <w:rPr>
           <w:rStyle w:val="VerbatimChar"/>
         </w:rPr>
-        <w:t>lm</w:t>
-      </w:r>
-      <w:proofErr w:type="spellEnd"/>
-      <w:r>
-        <w:rPr>
-          <w:rStyle w:val="VerbatimChar"/>
-        </w:rPr>
-        <w:t>(</w:t>
-      </w:r>
-      <w:proofErr w:type="gramEnd"/>
-      <w:r>
-        <w:rPr>
-          <w:rStyle w:val="VerbatimChar"/>
-        </w:rPr>
-        <w:t>)</w:t>
+        <w:t>lm()</w:t>
       </w:r>
       <w:r>
         <w:t xml:space="preserve"> paragraph</w:t>
@@ -563,6 +423,12 @@
       </w:pPr>
     </w:p>
     <w:sectPr>
+      <w:headerReference w:type="even" r:id="rId8"/>
+      <w:headerReference w:type="default" r:id="rId9"/>
+      <w:footerReference w:type="even" r:id="rId10"/>
+      <w:footerReference w:type="default" r:id="rId11"/>
+      <w:headerReference w:type="first" r:id="rId12"/>
+      <w:footerReference w:type="first" r:id="rId13"/>
       <w:pgSz w:w="12240" w:h="15840"/>
       <w:pgMar w:top="1440" w:right="1440" w:bottom="1440" w:left="1440" w:header="720" w:footer="720" w:gutter="0"/>
       <w:cols w:space="720"/>
@@ -596,6 +462,71 @@
 </w:endnotes>
 </file>
 
+<file path=word/footer1.xml><?xml version="1.0" encoding="utf-8"?>
+<w:ftr xmlns:wpc="http://schemas.microsoft.com/office/word/2010/wordprocessingCanvas" xmlns:cx="http://schemas.microsoft.com/office/drawing/2014/chartex" xmlns:cx1="http://schemas.microsoft.com/office/drawing/2015/9/8/chartex" xmlns:cx2="http://schemas.microsoft.com/office/drawing/2015/10/21/chartex" xmlns:cx3="http://schemas.microsoft.com/office/drawing/2016/5/9/chartex" xmlns:cx4="http://schemas.microsoft.com/office/drawing/2016/5/10/chartex" xmlns:cx5="http://schemas.microsoft.com/office/drawing/2016/5/11/chartex" xmlns:cx6="http://schemas.microsoft.com/office/drawing/2016/5/12/chartex" xmlns:cx7="http://schemas.microsoft.com/office/drawing/2016/5/13/chartex" xmlns:cx8="http://schemas.microsoft.com/office/drawing/2016/5/14/chartex" xmlns:mc="http://schemas.openxmlformats.org/markup-compatibility/2006" xmlns:aink="http://schemas.microsoft.com/office/drawing/2016/ink" xmlns:am3d="http://schemas.microsoft.com/office/drawing/2017/model3d" xmlns:o="urn:schemas-microsoft-com:office:office" xmlns:oel="http://schemas.microsoft.com/office/2019/extlst" xmlns:r="http://schemas.openxmlformats.org/officeDocument/2006/relationships" xmlns:m="http://schemas.openxmlformats.org/officeDocument/2006/math" xmlns:v="urn:schemas-microsoft-com:vml" xmlns:wp14="http://schemas.microsoft.com/office/word/2010/wordprocessingDrawing" xmlns:wp="http://schemas.openxmlformats.org/drawingml/2006/wordprocessingDrawing" xmlns:w10="urn:schemas-microsoft-com:office:word" xmlns:w="http://schemas.openxmlformats.org/wordprocessingml/2006/main" xmlns:w14="http://schemas.microsoft.com/office/word/2010/wordml" xmlns:w15="http://schemas.microsoft.com/office/word/2012/wordml" xmlns:w16cex="http://schemas.microsoft.com/office/word/2018/wordml/cex" xmlns:w16cid="http://schemas.microsoft.com/office/word/2016/wordml/cid" xmlns:w16="http://schemas.microsoft.com/office/word/2018/wordml" xmlns:w16du="http://schemas.microsoft.com/office/word/2023/wordml/word16du" xmlns:w16sdtdh="http://schemas.microsoft.com/office/word/2020/wordml/sdtdatahash" xmlns:w16se="http://schemas.microsoft.com/office/word/2015/wordml/symex" xmlns:wpg="http://schemas.microsoft.com/office/word/2010/wordprocessingGroup" xmlns:wpi="http://schemas.microsoft.com/office/word/2010/wordprocessingInk" xmlns:wne="http://schemas.microsoft.com/office/word/2006/wordml" xmlns:wps="http://schemas.microsoft.com/office/word/2010/wordprocessingShape" mc:Ignorable="w14 w15 w16se w16cid w16 w16cex w16sdtdh w16du wp14">
+  <w:p>
+    <w:pPr>
+      <w:pStyle w:val="Voettekst"/>
+    </w:pPr>
+  </w:p>
+</w:ftr>
+</file>
+
+<file path=word/footer2.xml><?xml version="1.0" encoding="utf-8"?>
+<w:ftr xmlns:wpc="http://schemas.microsoft.com/office/word/2010/wordprocessingCanvas" xmlns:cx="http://schemas.microsoft.com/office/drawing/2014/chartex" xmlns:cx1="http://schemas.microsoft.com/office/drawing/2015/9/8/chartex" xmlns:cx2="http://schemas.microsoft.com/office/drawing/2015/10/21/chartex" xmlns:cx3="http://schemas.microsoft.com/office/drawing/2016/5/9/chartex" xmlns:cx4="http://schemas.microsoft.com/office/drawing/2016/5/10/chartex" xmlns:cx5="http://schemas.microsoft.com/office/drawing/2016/5/11/chartex" xmlns:cx6="http://schemas.microsoft.com/office/drawing/2016/5/12/chartex" xmlns:cx7="http://schemas.microsoft.com/office/drawing/2016/5/13/chartex" xmlns:cx8="http://schemas.microsoft.com/office/drawing/2016/5/14/chartex" xmlns:mc="http://schemas.openxmlformats.org/markup-compatibility/2006" xmlns:aink="http://schemas.microsoft.com/office/drawing/2016/ink" xmlns:am3d="http://schemas.microsoft.com/office/drawing/2017/model3d" xmlns:o="urn:schemas-microsoft-com:office:office" xmlns:oel="http://schemas.microsoft.com/office/2019/extlst" xmlns:r="http://schemas.openxmlformats.org/officeDocument/2006/relationships" xmlns:m="http://schemas.openxmlformats.org/officeDocument/2006/math" xmlns:v="urn:schemas-microsoft-com:vml" xmlns:wp14="http://schemas.microsoft.com/office/word/2010/wordprocessingDrawing" xmlns:wp="http://schemas.openxmlformats.org/drawingml/2006/wordprocessingDrawing" xmlns:w10="urn:schemas-microsoft-com:office:word" xmlns:w="http://schemas.openxmlformats.org/wordprocessingml/2006/main" xmlns:w14="http://schemas.microsoft.com/office/word/2010/wordml" xmlns:w15="http://schemas.microsoft.com/office/word/2012/wordml" xmlns:w16cex="http://schemas.microsoft.com/office/word/2018/wordml/cex" xmlns:w16cid="http://schemas.microsoft.com/office/word/2016/wordml/cid" xmlns:w16="http://schemas.microsoft.com/office/word/2018/wordml" xmlns:w16du="http://schemas.microsoft.com/office/word/2023/wordml/word16du" xmlns:w16sdtdh="http://schemas.microsoft.com/office/word/2020/wordml/sdtdatahash" xmlns:w16se="http://schemas.microsoft.com/office/word/2015/wordml/symex" xmlns:wpg="http://schemas.microsoft.com/office/word/2010/wordprocessingGroup" xmlns:wpi="http://schemas.microsoft.com/office/word/2010/wordprocessingInk" xmlns:wne="http://schemas.microsoft.com/office/word/2006/wordml" xmlns:wps="http://schemas.microsoft.com/office/word/2010/wordprocessingShape" mc:Ignorable="w14 w15 w16se w16cid w16 w16cex w16sdtdh w16du wp14">
+  <w:sdt>
+    <w:sdtPr>
+      <w:id w:val="1537936280"/>
+      <w:docPartObj>
+        <w:docPartGallery w:val="Page Numbers (Bottom of Page)"/>
+        <w:docPartUnique/>
+      </w:docPartObj>
+    </w:sdtPr>
+    <w:sdtContent>
+      <w:p>
+        <w:pPr>
+          <w:pStyle w:val="Voettekst"/>
+          <w:jc w:val="center"/>
+        </w:pPr>
+        <w:r>
+          <w:fldChar w:fldCharType="begin"/>
+        </w:r>
+        <w:r>
+          <w:instrText>PAGE   \* MERGEFORMAT</w:instrText>
+        </w:r>
+        <w:r>
+          <w:fldChar w:fldCharType="separate"/>
+        </w:r>
+        <w:r>
+          <w:rPr>
+            <w:lang w:val="nl-NL"/>
+          </w:rPr>
+          <w:t>2</w:t>
+        </w:r>
+        <w:r>
+          <w:fldChar w:fldCharType="end"/>
+        </w:r>
+      </w:p>
+    </w:sdtContent>
+  </w:sdt>
+  <w:p>
+    <w:pPr>
+      <w:pStyle w:val="Voettekst"/>
+    </w:pPr>
+  </w:p>
+</w:ftr>
+</file>
+
+<file path=word/footer3.xml><?xml version="1.0" encoding="utf-8"?>
+<w:ftr xmlns:wpc="http://schemas.microsoft.com/office/word/2010/wordprocessingCanvas" xmlns:cx="http://schemas.microsoft.com/office/drawing/2014/chartex" xmlns:cx1="http://schemas.microsoft.com/office/drawing/2015/9/8/chartex" xmlns:cx2="http://schemas.microsoft.com/office/drawing/2015/10/21/chartex" xmlns:cx3="http://schemas.microsoft.com/office/drawing/2016/5/9/chartex" xmlns:cx4="http://schemas.microsoft.com/office/drawing/2016/5/10/chartex" xmlns:cx5="http://schemas.microsoft.com/office/drawing/2016/5/11/chartex" xmlns:cx6="http://schemas.microsoft.com/office/drawing/2016/5/12/chartex" xmlns:cx7="http://schemas.microsoft.com/office/drawing/2016/5/13/chartex" xmlns:cx8="http://schemas.microsoft.com/office/drawing/2016/5/14/chartex" xmlns:mc="http://schemas.openxmlformats.org/markup-compatibility/2006" xmlns:aink="http://schemas.microsoft.com/office/drawing/2016/ink" xmlns:am3d="http://schemas.microsoft.com/office/drawing/2017/model3d" xmlns:o="urn:schemas-microsoft-com:office:office" xmlns:oel="http://schemas.microsoft.com/office/2019/extlst" xmlns:r="http://schemas.openxmlformats.org/officeDocument/2006/relationships" xmlns:m="http://schemas.openxmlformats.org/officeDocument/2006/math" xmlns:v="urn:schemas-microsoft-com:vml" xmlns:wp14="http://schemas.microsoft.com/office/word/2010/wordprocessingDrawing" xmlns:wp="http://schemas.openxmlformats.org/drawingml/2006/wordprocessingDrawing" xmlns:w10="urn:schemas-microsoft-com:office:word" xmlns:w="http://schemas.openxmlformats.org/wordprocessingml/2006/main" xmlns:w14="http://schemas.microsoft.com/office/word/2010/wordml" xmlns:w15="http://schemas.microsoft.com/office/word/2012/wordml" xmlns:w16cex="http://schemas.microsoft.com/office/word/2018/wordml/cex" xmlns:w16cid="http://schemas.microsoft.com/office/word/2016/wordml/cid" xmlns:w16="http://schemas.microsoft.com/office/word/2018/wordml" xmlns:w16du="http://schemas.microsoft.com/office/word/2023/wordml/word16du" xmlns:w16sdtdh="http://schemas.microsoft.com/office/word/2020/wordml/sdtdatahash" xmlns:w16se="http://schemas.microsoft.com/office/word/2015/wordml/symex" xmlns:wpg="http://schemas.microsoft.com/office/word/2010/wordprocessingGroup" xmlns:wpi="http://schemas.microsoft.com/office/word/2010/wordprocessingInk" xmlns:wne="http://schemas.microsoft.com/office/word/2006/wordml" xmlns:wps="http://schemas.microsoft.com/office/word/2010/wordprocessingShape" mc:Ignorable="w14 w15 w16se w16cid w16 w16cex w16sdtdh w16du wp14">
+  <w:p>
+    <w:pPr>
+      <w:pStyle w:val="Voettekst"/>
+    </w:pPr>
+  </w:p>
+</w:ftr>
+</file>
+
 <file path=word/footnotes.xml><?xml version="1.0" encoding="utf-8"?>
 <w:footnotes xmlns:wpc="http://schemas.microsoft.com/office/word/2010/wordprocessingCanvas" xmlns:cx="http://schemas.microsoft.com/office/drawing/2014/chartex" xmlns:cx1="http://schemas.microsoft.com/office/drawing/2015/9/8/chartex" xmlns:cx2="http://schemas.microsoft.com/office/drawing/2015/10/21/chartex" xmlns:cx3="http://schemas.microsoft.com/office/drawing/2016/5/9/chartex" xmlns:cx4="http://schemas.microsoft.com/office/drawing/2016/5/10/chartex" xmlns:cx5="http://schemas.microsoft.com/office/drawing/2016/5/11/chartex" xmlns:cx6="http://schemas.microsoft.com/office/drawing/2016/5/12/chartex" xmlns:cx7="http://schemas.microsoft.com/office/drawing/2016/5/13/chartex" xmlns:cx8="http://schemas.microsoft.com/office/drawing/2016/5/14/chartex" xmlns:mc="http://schemas.openxmlformats.org/markup-compatibility/2006" xmlns:aink="http://schemas.microsoft.com/office/drawing/2016/ink" xmlns:am3d="http://schemas.microsoft.com/office/drawing/2017/model3d" xmlns:o="urn:schemas-microsoft-com:office:office" xmlns:oel="http://schemas.microsoft.com/office/2019/extlst" xmlns:r="http://schemas.openxmlformats.org/officeDocument/2006/relationships" xmlns:m="http://schemas.openxmlformats.org/officeDocument/2006/math" xmlns:v="urn:schemas-microsoft-com:vml" xmlns:wp14="http://schemas.microsoft.com/office/word/2010/wordprocessingDrawing" xmlns:wp="http://schemas.openxmlformats.org/drawingml/2006/wordprocessingDrawing" xmlns:w10="urn:schemas-microsoft-com:office:word" xmlns:w="http://schemas.openxmlformats.org/wordprocessingml/2006/main" xmlns:w14="http://schemas.microsoft.com/office/word/2010/wordml" xmlns:w15="http://schemas.microsoft.com/office/word/2012/wordml" xmlns:w16cex="http://schemas.microsoft.com/office/word/2018/wordml/cex" xmlns:w16cid="http://schemas.microsoft.com/office/word/2016/wordml/cid" xmlns:w16="http://schemas.microsoft.com/office/word/2018/wordml" xmlns:w16du="http://schemas.microsoft.com/office/word/2023/wordml/word16du" xmlns:w16sdtdh="http://schemas.microsoft.com/office/word/2020/wordml/sdtdatahash" xmlns:w16se="http://schemas.microsoft.com/office/word/2015/wordml/symex" xmlns:wpg="http://schemas.microsoft.com/office/word/2010/wordprocessingGroup" xmlns:wpi="http://schemas.microsoft.com/office/word/2010/wordprocessingInk" xmlns:wne="http://schemas.microsoft.com/office/word/2006/wordml" xmlns:wps="http://schemas.microsoft.com/office/word/2010/wordprocessingShape" mc:Ignorable="w14 w15 w16se w16cid w16 w16cex w16sdtdh w16du wp14">
   <w:footnote w:type="separator" w:id="-1">
@@ -615,11 +546,11 @@
   <w:footnote w:id="1">
     <w:p>
       <w:pPr>
-        <w:pStyle w:val="FootnoteText"/>
+        <w:pStyle w:val="Voetnoottekst"/>
       </w:pPr>
       <w:r>
         <w:rPr>
-          <w:rStyle w:val="FootnoteReference"/>
+          <w:rStyle w:val="Voetnootmarkering"/>
         </w:rPr>
         <w:footnoteRef/>
       </w:r>
@@ -629,6 +560,36 @@
     </w:p>
   </w:footnote>
 </w:footnotes>
+</file>
+
+<file path=word/header1.xml><?xml version="1.0" encoding="utf-8"?>
+<w:hdr xmlns:wpc="http://schemas.microsoft.com/office/word/2010/wordprocessingCanvas" xmlns:cx="http://schemas.microsoft.com/office/drawing/2014/chartex" xmlns:cx1="http://schemas.microsoft.com/office/drawing/2015/9/8/chartex" xmlns:cx2="http://schemas.microsoft.com/office/drawing/2015/10/21/chartex" xmlns:cx3="http://schemas.microsoft.com/office/drawing/2016/5/9/chartex" xmlns:cx4="http://schemas.microsoft.com/office/drawing/2016/5/10/chartex" xmlns:cx5="http://schemas.microsoft.com/office/drawing/2016/5/11/chartex" xmlns:cx6="http://schemas.microsoft.com/office/drawing/2016/5/12/chartex" xmlns:cx7="http://schemas.microsoft.com/office/drawing/2016/5/13/chartex" xmlns:cx8="http://schemas.microsoft.com/office/drawing/2016/5/14/chartex" xmlns:mc="http://schemas.openxmlformats.org/markup-compatibility/2006" xmlns:aink="http://schemas.microsoft.com/office/drawing/2016/ink" xmlns:am3d="http://schemas.microsoft.com/office/drawing/2017/model3d" xmlns:o="urn:schemas-microsoft-com:office:office" xmlns:oel="http://schemas.microsoft.com/office/2019/extlst" xmlns:r="http://schemas.openxmlformats.org/officeDocument/2006/relationships" xmlns:m="http://schemas.openxmlformats.org/officeDocument/2006/math" xmlns:v="urn:schemas-microsoft-com:vml" xmlns:wp14="http://schemas.microsoft.com/office/word/2010/wordprocessingDrawing" xmlns:wp="http://schemas.openxmlformats.org/drawingml/2006/wordprocessingDrawing" xmlns:w10="urn:schemas-microsoft-com:office:word" xmlns:w="http://schemas.openxmlformats.org/wordprocessingml/2006/main" xmlns:w14="http://schemas.microsoft.com/office/word/2010/wordml" xmlns:w15="http://schemas.microsoft.com/office/word/2012/wordml" xmlns:w16cex="http://schemas.microsoft.com/office/word/2018/wordml/cex" xmlns:w16cid="http://schemas.microsoft.com/office/word/2016/wordml/cid" xmlns:w16="http://schemas.microsoft.com/office/word/2018/wordml" xmlns:w16du="http://schemas.microsoft.com/office/word/2023/wordml/word16du" xmlns:w16sdtdh="http://schemas.microsoft.com/office/word/2020/wordml/sdtdatahash" xmlns:w16se="http://schemas.microsoft.com/office/word/2015/wordml/symex" xmlns:wpg="http://schemas.microsoft.com/office/word/2010/wordprocessingGroup" xmlns:wpi="http://schemas.microsoft.com/office/word/2010/wordprocessingInk" xmlns:wne="http://schemas.microsoft.com/office/word/2006/wordml" xmlns:wps="http://schemas.microsoft.com/office/word/2010/wordprocessingShape" mc:Ignorable="w14 w15 w16se w16cid w16 w16cex w16sdtdh w16du wp14">
+  <w:p>
+    <w:pPr>
+      <w:pStyle w:val="Koptekst"/>
+    </w:pPr>
+  </w:p>
+</w:hdr>
+</file>
+
+<file path=word/header2.xml><?xml version="1.0" encoding="utf-8"?>
+<w:hdr xmlns:wpc="http://schemas.microsoft.com/office/word/2010/wordprocessingCanvas" xmlns:cx="http://schemas.microsoft.com/office/drawing/2014/chartex" xmlns:cx1="http://schemas.microsoft.com/office/drawing/2015/9/8/chartex" xmlns:cx2="http://schemas.microsoft.com/office/drawing/2015/10/21/chartex" xmlns:cx3="http://schemas.microsoft.com/office/drawing/2016/5/9/chartex" xmlns:cx4="http://schemas.microsoft.com/office/drawing/2016/5/10/chartex" xmlns:cx5="http://schemas.microsoft.com/office/drawing/2016/5/11/chartex" xmlns:cx6="http://schemas.microsoft.com/office/drawing/2016/5/12/chartex" xmlns:cx7="http://schemas.microsoft.com/office/drawing/2016/5/13/chartex" xmlns:cx8="http://schemas.microsoft.com/office/drawing/2016/5/14/chartex" xmlns:mc="http://schemas.openxmlformats.org/markup-compatibility/2006" xmlns:aink="http://schemas.microsoft.com/office/drawing/2016/ink" xmlns:am3d="http://schemas.microsoft.com/office/drawing/2017/model3d" xmlns:o="urn:schemas-microsoft-com:office:office" xmlns:oel="http://schemas.microsoft.com/office/2019/extlst" xmlns:r="http://schemas.openxmlformats.org/officeDocument/2006/relationships" xmlns:m="http://schemas.openxmlformats.org/officeDocument/2006/math" xmlns:v="urn:schemas-microsoft-com:vml" xmlns:wp14="http://schemas.microsoft.com/office/word/2010/wordprocessingDrawing" xmlns:wp="http://schemas.openxmlformats.org/drawingml/2006/wordprocessingDrawing" xmlns:w10="urn:schemas-microsoft-com:office:word" xmlns:w="http://schemas.openxmlformats.org/wordprocessingml/2006/main" xmlns:w14="http://schemas.microsoft.com/office/word/2010/wordml" xmlns:w15="http://schemas.microsoft.com/office/word/2012/wordml" xmlns:w16cex="http://schemas.microsoft.com/office/word/2018/wordml/cex" xmlns:w16cid="http://schemas.microsoft.com/office/word/2016/wordml/cid" xmlns:w16="http://schemas.microsoft.com/office/word/2018/wordml" xmlns:w16du="http://schemas.microsoft.com/office/word/2023/wordml/word16du" xmlns:w16sdtdh="http://schemas.microsoft.com/office/word/2020/wordml/sdtdatahash" xmlns:w16se="http://schemas.microsoft.com/office/word/2015/wordml/symex" xmlns:wpg="http://schemas.microsoft.com/office/word/2010/wordprocessingGroup" xmlns:wpi="http://schemas.microsoft.com/office/word/2010/wordprocessingInk" xmlns:wne="http://schemas.microsoft.com/office/word/2006/wordml" xmlns:wps="http://schemas.microsoft.com/office/word/2010/wordprocessingShape" mc:Ignorable="w14 w15 w16se w16cid w16 w16cex w16sdtdh w16du wp14">
+  <w:p>
+    <w:pPr>
+      <w:pStyle w:val="Koptekst"/>
+    </w:pPr>
+  </w:p>
+</w:hdr>
+</file>
+
+<file path=word/header3.xml><?xml version="1.0" encoding="utf-8"?>
+<w:hdr xmlns:wpc="http://schemas.microsoft.com/office/word/2010/wordprocessingCanvas" xmlns:cx="http://schemas.microsoft.com/office/drawing/2014/chartex" xmlns:cx1="http://schemas.microsoft.com/office/drawing/2015/9/8/chartex" xmlns:cx2="http://schemas.microsoft.com/office/drawing/2015/10/21/chartex" xmlns:cx3="http://schemas.microsoft.com/office/drawing/2016/5/9/chartex" xmlns:cx4="http://schemas.microsoft.com/office/drawing/2016/5/10/chartex" xmlns:cx5="http://schemas.microsoft.com/office/drawing/2016/5/11/chartex" xmlns:cx6="http://schemas.microsoft.com/office/drawing/2016/5/12/chartex" xmlns:cx7="http://schemas.microsoft.com/office/drawing/2016/5/13/chartex" xmlns:cx8="http://schemas.microsoft.com/office/drawing/2016/5/14/chartex" xmlns:mc="http://schemas.openxmlformats.org/markup-compatibility/2006" xmlns:aink="http://schemas.microsoft.com/office/drawing/2016/ink" xmlns:am3d="http://schemas.microsoft.com/office/drawing/2017/model3d" xmlns:o="urn:schemas-microsoft-com:office:office" xmlns:oel="http://schemas.microsoft.com/office/2019/extlst" xmlns:r="http://schemas.openxmlformats.org/officeDocument/2006/relationships" xmlns:m="http://schemas.openxmlformats.org/officeDocument/2006/math" xmlns:v="urn:schemas-microsoft-com:vml" xmlns:wp14="http://schemas.microsoft.com/office/word/2010/wordprocessingDrawing" xmlns:wp="http://schemas.openxmlformats.org/drawingml/2006/wordprocessingDrawing" xmlns:w10="urn:schemas-microsoft-com:office:word" xmlns:w="http://schemas.openxmlformats.org/wordprocessingml/2006/main" xmlns:w14="http://schemas.microsoft.com/office/word/2010/wordml" xmlns:w15="http://schemas.microsoft.com/office/word/2012/wordml" xmlns:w16cex="http://schemas.microsoft.com/office/word/2018/wordml/cex" xmlns:w16cid="http://schemas.microsoft.com/office/word/2016/wordml/cid" xmlns:w16="http://schemas.microsoft.com/office/word/2018/wordml" xmlns:w16du="http://schemas.microsoft.com/office/word/2023/wordml/word16du" xmlns:w16sdtdh="http://schemas.microsoft.com/office/word/2020/wordml/sdtdatahash" xmlns:w16se="http://schemas.microsoft.com/office/word/2015/wordml/symex" xmlns:wpg="http://schemas.microsoft.com/office/word/2010/wordprocessingGroup" xmlns:wpi="http://schemas.microsoft.com/office/word/2010/wordprocessingInk" xmlns:wne="http://schemas.microsoft.com/office/word/2006/wordml" xmlns:wps="http://schemas.microsoft.com/office/word/2010/wordprocessingShape" mc:Ignorable="w14 w15 w16se w16cid w16 w16cex w16sdtdh w16du wp14">
+  <w:p>
+    <w:pPr>
+      <w:pStyle w:val="Koptekst"/>
+    </w:pPr>
+  </w:p>
+</w:hdr>
 </file>
 
 <file path=word/numbering.xml><?xml version="1.0" encoding="utf-8"?>
@@ -998,7 +959,7 @@
     <w:lsdException w:name="footnote text" w:semiHidden="1" w:unhideWhenUsed="1"/>
     <w:lsdException w:name="annotation text" w:semiHidden="1" w:unhideWhenUsed="1"/>
     <w:lsdException w:name="header" w:semiHidden="1" w:unhideWhenUsed="1"/>
-    <w:lsdException w:name="footer" w:semiHidden="1" w:unhideWhenUsed="1"/>
+    <w:lsdException w:name="footer" w:semiHidden="1" w:uiPriority="99" w:unhideWhenUsed="1"/>
     <w:lsdException w:name="index heading" w:semiHidden="1" w:unhideWhenUsed="1"/>
     <w:lsdException w:name="caption" w:semiHidden="1" w:unhideWhenUsed="1"/>
     <w:lsdException w:name="table of figures" w:semiHidden="1" w:unhideWhenUsed="1"/>
@@ -1313,7 +1274,7 @@
     <w:lsdException w:name="Unresolved Mention" w:semiHidden="1" w:uiPriority="99" w:unhideWhenUsed="1"/>
     <w:lsdException w:name="Smart Link" w:semiHidden="1" w:uiPriority="99" w:unhideWhenUsed="1"/>
   </w:latentStyles>
-  <w:style w:type="paragraph" w:default="1" w:styleId="Normal">
+  <w:style w:type="paragraph" w:default="1" w:styleId="Standaard">
     <w:name w:val="Normal"/>
     <w:qFormat/>
     <w:rsid w:val="00CA66A9"/>
@@ -1324,10 +1285,10 @@
       <w:rFonts w:ascii="Times New Roman" w:hAnsi="Times New Roman"/>
     </w:rPr>
   </w:style>
-  <w:style w:type="paragraph" w:styleId="Heading1">
+  <w:style w:type="paragraph" w:styleId="Kop1">
     <w:name w:val="heading 1"/>
-    <w:basedOn w:val="Normal"/>
-    <w:next w:val="BodyText"/>
+    <w:basedOn w:val="Standaard"/>
+    <w:next w:val="Plattetekst"/>
     <w:uiPriority w:val="9"/>
     <w:qFormat/>
     <w:rsid w:val="00CA66A9"/>
@@ -1346,10 +1307,10 @@
       <w:szCs w:val="32"/>
     </w:rPr>
   </w:style>
-  <w:style w:type="paragraph" w:styleId="Heading2">
+  <w:style w:type="paragraph" w:styleId="Kop2">
     <w:name w:val="heading 2"/>
-    <w:basedOn w:val="Normal"/>
-    <w:next w:val="BodyText"/>
+    <w:basedOn w:val="Standaard"/>
+    <w:next w:val="Plattetekst"/>
     <w:uiPriority w:val="9"/>
     <w:unhideWhenUsed/>
     <w:qFormat/>
@@ -1367,10 +1328,10 @@
       <w:szCs w:val="28"/>
     </w:rPr>
   </w:style>
-  <w:style w:type="paragraph" w:styleId="Heading3">
+  <w:style w:type="paragraph" w:styleId="Kop3">
     <w:name w:val="heading 3"/>
-    <w:basedOn w:val="Normal"/>
-    <w:next w:val="BodyText"/>
+    <w:basedOn w:val="Standaard"/>
+    <w:next w:val="Plattetekst"/>
     <w:uiPriority w:val="9"/>
     <w:unhideWhenUsed/>
     <w:qFormat/>
@@ -1387,10 +1348,10 @@
       <w:i/>
     </w:rPr>
   </w:style>
-  <w:style w:type="paragraph" w:styleId="Heading4">
+  <w:style w:type="paragraph" w:styleId="Kop4">
     <w:name w:val="heading 4"/>
-    <w:basedOn w:val="Normal"/>
-    <w:next w:val="BodyText"/>
+    <w:basedOn w:val="Standaard"/>
+    <w:next w:val="Plattetekst"/>
     <w:uiPriority w:val="9"/>
     <w:unhideWhenUsed/>
     <w:qFormat/>
@@ -1407,10 +1368,10 @@
       <w:bCs/>
     </w:rPr>
   </w:style>
-  <w:style w:type="paragraph" w:styleId="Heading5">
+  <w:style w:type="paragraph" w:styleId="Kop5">
     <w:name w:val="heading 5"/>
-    <w:basedOn w:val="Normal"/>
-    <w:next w:val="BodyText"/>
+    <w:basedOn w:val="Standaard"/>
+    <w:next w:val="Plattetekst"/>
     <w:uiPriority w:val="9"/>
     <w:unhideWhenUsed/>
     <w:qFormat/>
@@ -1428,10 +1389,10 @@
       <w:iCs/>
     </w:rPr>
   </w:style>
-  <w:style w:type="paragraph" w:styleId="Heading6">
+  <w:style w:type="paragraph" w:styleId="Kop6">
     <w:name w:val="heading 6"/>
-    <w:basedOn w:val="Normal"/>
-    <w:next w:val="BodyText"/>
+    <w:basedOn w:val="Standaard"/>
+    <w:next w:val="Plattetekst"/>
     <w:uiPriority w:val="9"/>
     <w:unhideWhenUsed/>
     <w:qFormat/>
@@ -1446,10 +1407,10 @@
       <w:color w:val="4F81BD" w:themeColor="accent1"/>
     </w:rPr>
   </w:style>
-  <w:style w:type="paragraph" w:styleId="Heading7">
+  <w:style w:type="paragraph" w:styleId="Kop7">
     <w:name w:val="heading 7"/>
-    <w:basedOn w:val="Normal"/>
-    <w:next w:val="BodyText"/>
+    <w:basedOn w:val="Standaard"/>
+    <w:next w:val="Plattetekst"/>
     <w:uiPriority w:val="9"/>
     <w:unhideWhenUsed/>
     <w:qFormat/>
@@ -1464,10 +1425,10 @@
       <w:color w:val="4F81BD" w:themeColor="accent1"/>
     </w:rPr>
   </w:style>
-  <w:style w:type="paragraph" w:styleId="Heading8">
+  <w:style w:type="paragraph" w:styleId="Kop8">
     <w:name w:val="heading 8"/>
-    <w:basedOn w:val="Normal"/>
-    <w:next w:val="BodyText"/>
+    <w:basedOn w:val="Standaard"/>
+    <w:next w:val="Plattetekst"/>
     <w:uiPriority w:val="9"/>
     <w:unhideWhenUsed/>
     <w:qFormat/>
@@ -1482,10 +1443,10 @@
       <w:color w:val="4F81BD" w:themeColor="accent1"/>
     </w:rPr>
   </w:style>
-  <w:style w:type="paragraph" w:styleId="Heading9">
+  <w:style w:type="paragraph" w:styleId="Kop9">
     <w:name w:val="heading 9"/>
-    <w:basedOn w:val="Normal"/>
-    <w:next w:val="BodyText"/>
+    <w:basedOn w:val="Standaard"/>
+    <w:next w:val="Plattetekst"/>
     <w:uiPriority w:val="9"/>
     <w:unhideWhenUsed/>
     <w:qFormat/>
@@ -1500,13 +1461,13 @@
       <w:color w:val="4F81BD" w:themeColor="accent1"/>
     </w:rPr>
   </w:style>
-  <w:style w:type="character" w:default="1" w:styleId="DefaultParagraphFont">
+  <w:style w:type="character" w:default="1" w:styleId="Standaardalinea-lettertype">
     <w:name w:val="Default Paragraph Font"/>
     <w:uiPriority w:val="1"/>
     <w:semiHidden/>
     <w:unhideWhenUsed/>
   </w:style>
-  <w:style w:type="table" w:default="1" w:styleId="TableNormal">
+  <w:style w:type="table" w:default="1" w:styleId="Standaardtabel">
     <w:name w:val="Normal Table"/>
     <w:uiPriority w:val="99"/>
     <w:semiHidden/>
@@ -1521,16 +1482,16 @@
       </w:tblCellMar>
     </w:tblPr>
   </w:style>
-  <w:style w:type="numbering" w:default="1" w:styleId="NoList">
+  <w:style w:type="numbering" w:default="1" w:styleId="Geenlijst">
     <w:name w:val="No List"/>
     <w:uiPriority w:val="99"/>
     <w:semiHidden/>
     <w:unhideWhenUsed/>
   </w:style>
-  <w:style w:type="paragraph" w:styleId="BodyText">
+  <w:style w:type="paragraph" w:styleId="Plattetekst">
     <w:name w:val="Body Text"/>
-    <w:basedOn w:val="Normal"/>
-    <w:link w:val="BodyTextChar"/>
+    <w:basedOn w:val="Standaard"/>
+    <w:link w:val="PlattetekstChar"/>
     <w:qFormat/>
     <w:rsid w:val="00F1135C"/>
     <w:pPr>
@@ -1539,8 +1500,8 @@
   </w:style>
   <w:style w:type="paragraph" w:customStyle="1" w:styleId="FirstParagraph">
     <w:name w:val="First Paragraph"/>
-    <w:basedOn w:val="BodyText"/>
-    <w:next w:val="BodyText"/>
+    <w:basedOn w:val="Plattetekst"/>
+    <w:next w:val="Plattetekst"/>
     <w:qFormat/>
     <w:rsid w:val="00F1135C"/>
     <w:pPr>
@@ -1549,16 +1510,16 @@
   </w:style>
   <w:style w:type="paragraph" w:customStyle="1" w:styleId="Compact">
     <w:name w:val="Compact"/>
-    <w:basedOn w:val="BodyText"/>
+    <w:basedOn w:val="Plattetekst"/>
     <w:qFormat/>
     <w:pPr>
       <w:spacing w:before="36" w:after="36"/>
     </w:pPr>
   </w:style>
-  <w:style w:type="paragraph" w:styleId="Title">
+  <w:style w:type="paragraph" w:styleId="Titel">
     <w:name w:val="Title"/>
-    <w:basedOn w:val="Normal"/>
-    <w:next w:val="BodyText"/>
+    <w:basedOn w:val="Standaard"/>
+    <w:next w:val="Plattetekst"/>
     <w:qFormat/>
     <w:rsid w:val="00CA66A9"/>
     <w:pPr>
@@ -1574,10 +1535,10 @@
       <w:szCs w:val="36"/>
     </w:rPr>
   </w:style>
-  <w:style w:type="paragraph" w:styleId="Subtitle">
+  <w:style w:type="paragraph" w:styleId="Ondertitel">
     <w:name w:val="Subtitle"/>
-    <w:basedOn w:val="Title"/>
-    <w:next w:val="BodyText"/>
+    <w:basedOn w:val="Titel"/>
+    <w:next w:val="Plattetekst"/>
     <w:qFormat/>
     <w:rsid w:val="00CA66A9"/>
     <w:rPr>
@@ -1586,7 +1547,7 @@
   </w:style>
   <w:style w:type="paragraph" w:customStyle="1" w:styleId="Author">
     <w:name w:val="Author"/>
-    <w:next w:val="BodyText"/>
+    <w:next w:val="Plattetekst"/>
     <w:qFormat/>
     <w:rsid w:val="00CA66A9"/>
     <w:pPr>
@@ -1599,9 +1560,9 @@
       <w:rFonts w:ascii="Times New Roman" w:hAnsi="Times New Roman"/>
     </w:rPr>
   </w:style>
-  <w:style w:type="paragraph" w:styleId="Date">
+  <w:style w:type="paragraph" w:styleId="Datum">
     <w:name w:val="Date"/>
-    <w:next w:val="BodyText"/>
+    <w:next w:val="Plattetekst"/>
     <w:qFormat/>
     <w:rsid w:val="00CA66A9"/>
     <w:pPr>
@@ -1616,8 +1577,8 @@
   </w:style>
   <w:style w:type="paragraph" w:customStyle="1" w:styleId="Abstract">
     <w:name w:val="Abstract"/>
-    <w:basedOn w:val="Normal"/>
-    <w:next w:val="BodyText"/>
+    <w:basedOn w:val="Standaard"/>
+    <w:next w:val="Plattetekst"/>
     <w:qFormat/>
     <w:rsid w:val="00CA66A9"/>
     <w:pPr>
@@ -1631,19 +1592,19 @@
       <w:szCs w:val="20"/>
     </w:rPr>
   </w:style>
-  <w:style w:type="paragraph" w:styleId="Bibliography">
+  <w:style w:type="paragraph" w:styleId="Bibliografie">
     <w:name w:val="Bibliography"/>
-    <w:basedOn w:val="Normal"/>
+    <w:basedOn w:val="Standaard"/>
     <w:qFormat/>
     <w:rsid w:val="004B30E0"/>
     <w:pPr>
       <w:ind w:left="720" w:hanging="720"/>
     </w:pPr>
   </w:style>
-  <w:style w:type="paragraph" w:styleId="BlockText">
+  <w:style w:type="paragraph" w:styleId="Bloktekst">
     <w:name w:val="Block Text"/>
-    <w:basedOn w:val="BodyText"/>
-    <w:next w:val="BodyText"/>
+    <w:basedOn w:val="Plattetekst"/>
+    <w:next w:val="Plattetekst"/>
     <w:uiPriority w:val="9"/>
     <w:unhideWhenUsed/>
     <w:qFormat/>
@@ -1652,9 +1613,9 @@
       <w:ind w:left="480" w:right="480"/>
     </w:pPr>
   </w:style>
-  <w:style w:type="paragraph" w:styleId="FootnoteText">
+  <w:style w:type="paragraph" w:styleId="Voetnoottekst">
     <w:name w:val="footnote text"/>
-    <w:basedOn w:val="Normal"/>
+    <w:basedOn w:val="Standaard"/>
     <w:uiPriority w:val="9"/>
     <w:unhideWhenUsed/>
     <w:qFormat/>
@@ -1690,7 +1651,7 @@
   </w:style>
   <w:style w:type="paragraph" w:customStyle="1" w:styleId="DefinitionTerm">
     <w:name w:val="Definition Term"/>
-    <w:basedOn w:val="Normal"/>
+    <w:basedOn w:val="Standaard"/>
     <w:next w:val="Definition"/>
     <w:pPr>
       <w:keepNext/>
@@ -1702,12 +1663,12 @@
   </w:style>
   <w:style w:type="paragraph" w:customStyle="1" w:styleId="Definition">
     <w:name w:val="Definition"/>
-    <w:basedOn w:val="Normal"/>
-  </w:style>
-  <w:style w:type="paragraph" w:styleId="Caption">
+    <w:basedOn w:val="Standaard"/>
+  </w:style>
+  <w:style w:type="paragraph" w:styleId="Bijschrift">
     <w:name w:val="caption"/>
-    <w:basedOn w:val="Normal"/>
-    <w:link w:val="CaptionChar"/>
+    <w:basedOn w:val="Standaard"/>
+    <w:link w:val="BijschriftChar"/>
     <w:pPr>
       <w:spacing w:after="120"/>
     </w:pPr>
@@ -1717,18 +1678,18 @@
   </w:style>
   <w:style w:type="paragraph" w:customStyle="1" w:styleId="TableCaption">
     <w:name w:val="Table Caption"/>
-    <w:basedOn w:val="Caption"/>
+    <w:basedOn w:val="Bijschrift"/>
     <w:pPr>
       <w:keepNext/>
     </w:pPr>
   </w:style>
   <w:style w:type="paragraph" w:customStyle="1" w:styleId="ImageCaption">
     <w:name w:val="Image Caption"/>
-    <w:basedOn w:val="Caption"/>
+    <w:basedOn w:val="Bijschrift"/>
   </w:style>
   <w:style w:type="paragraph" w:customStyle="1" w:styleId="Figure">
     <w:name w:val="Figure"/>
-    <w:basedOn w:val="Normal"/>
+    <w:basedOn w:val="Standaard"/>
   </w:style>
   <w:style w:type="paragraph" w:customStyle="1" w:styleId="CaptionedFigure">
     <w:name w:val="Captioned Figure"/>
@@ -1737,14 +1698,14 @@
       <w:keepNext/>
     </w:pPr>
   </w:style>
-  <w:style w:type="character" w:customStyle="1" w:styleId="CaptionChar">
-    <w:name w:val="Caption Char"/>
-    <w:basedOn w:val="DefaultParagraphFont"/>
-    <w:link w:val="Caption"/>
+  <w:style w:type="character" w:customStyle="1" w:styleId="BijschriftChar">
+    <w:name w:val="Bijschrift Char"/>
+    <w:basedOn w:val="Standaardalinea-lettertype"/>
+    <w:link w:val="Bijschrift"/>
   </w:style>
   <w:style w:type="character" w:customStyle="1" w:styleId="VerbatimChar">
     <w:name w:val="Verbatim Char"/>
-    <w:basedOn w:val="CaptionChar"/>
+    <w:basedOn w:val="BijschriftChar"/>
     <w:link w:val="SourceCode"/>
     <w:rPr>
       <w:rFonts w:ascii="Consolas" w:hAnsi="Consolas"/>
@@ -1753,27 +1714,27 @@
   </w:style>
   <w:style w:type="character" w:customStyle="1" w:styleId="SectionNumber">
     <w:name w:val="Section Number"/>
-    <w:basedOn w:val="CaptionChar"/>
-  </w:style>
-  <w:style w:type="character" w:styleId="FootnoteReference">
+    <w:basedOn w:val="BijschriftChar"/>
+  </w:style>
+  <w:style w:type="character" w:styleId="Voetnootmarkering">
     <w:name w:val="footnote reference"/>
-    <w:basedOn w:val="CaptionChar"/>
+    <w:basedOn w:val="BijschriftChar"/>
     <w:rPr>
       <w:vertAlign w:val="superscript"/>
     </w:rPr>
   </w:style>
   <w:style w:type="character" w:styleId="Hyperlink">
     <w:name w:val="Hyperlink"/>
-    <w:basedOn w:val="CaptionChar"/>
+    <w:basedOn w:val="BijschriftChar"/>
     <w:rsid w:val="004B30E0"/>
     <w:rPr>
       <w:color w:val="auto"/>
     </w:rPr>
   </w:style>
-  <w:style w:type="paragraph" w:styleId="TOCHeading">
+  <w:style w:type="paragraph" w:styleId="Kopvaninhoudsopgave">
     <w:name w:val="TOC Heading"/>
-    <w:basedOn w:val="Heading1"/>
-    <w:next w:val="BodyText"/>
+    <w:basedOn w:val="Kop1"/>
+    <w:next w:val="Plattetekst"/>
     <w:uiPriority w:val="39"/>
     <w:unhideWhenUsed/>
     <w:qFormat/>
@@ -1788,10 +1749,10 @@
       <w:color w:val="365F91" w:themeColor="accent1" w:themeShade="BF"/>
     </w:rPr>
   </w:style>
-  <w:style w:type="character" w:customStyle="1" w:styleId="BodyTextChar">
-    <w:name w:val="Body Text Char"/>
-    <w:basedOn w:val="DefaultParagraphFont"/>
-    <w:link w:val="BodyText"/>
+  <w:style w:type="character" w:customStyle="1" w:styleId="PlattetekstChar">
+    <w:name w:val="Platte tekst Char"/>
+    <w:basedOn w:val="Standaardalinea-lettertype"/>
+    <w:link w:val="Plattetekst"/>
     <w:rsid w:val="00F1135C"/>
     <w:rPr>
       <w:rFonts w:ascii="Times New Roman" w:hAnsi="Times New Roman"/>
@@ -1799,7 +1760,7 @@
   </w:style>
   <w:style w:type="paragraph" w:customStyle="1" w:styleId="SourceCode">
     <w:name w:val="Source Code"/>
-    <w:basedOn w:val="Normal"/>
+    <w:basedOn w:val="Standaard"/>
     <w:link w:val="VerbatimChar"/>
     <w:rsid w:val="00122113"/>
     <w:pPr>
@@ -1835,6 +1796,54 @@
       <w:i/>
       <w:sz w:val="22"/>
       <w:shd w:val="clear" w:color="auto" w:fill="F8F8F8"/>
+    </w:rPr>
+  </w:style>
+  <w:style w:type="paragraph" w:styleId="Koptekst">
+    <w:name w:val="header"/>
+    <w:basedOn w:val="Standaard"/>
+    <w:link w:val="KoptekstChar"/>
+    <w:unhideWhenUsed/>
+    <w:rsid w:val="00897326"/>
+    <w:pPr>
+      <w:tabs>
+        <w:tab w:val="center" w:pos="4536"/>
+        <w:tab w:val="right" w:pos="9072"/>
+      </w:tabs>
+      <w:spacing w:line="240" w:lineRule="auto"/>
+    </w:pPr>
+  </w:style>
+  <w:style w:type="character" w:customStyle="1" w:styleId="KoptekstChar">
+    <w:name w:val="Koptekst Char"/>
+    <w:basedOn w:val="Standaardalinea-lettertype"/>
+    <w:link w:val="Koptekst"/>
+    <w:rsid w:val="00897326"/>
+    <w:rPr>
+      <w:rFonts w:ascii="Times New Roman" w:hAnsi="Times New Roman"/>
+    </w:rPr>
+  </w:style>
+  <w:style w:type="paragraph" w:styleId="Voettekst">
+    <w:name w:val="footer"/>
+    <w:basedOn w:val="Standaard"/>
+    <w:link w:val="VoettekstChar"/>
+    <w:uiPriority w:val="99"/>
+    <w:unhideWhenUsed/>
+    <w:rsid w:val="00897326"/>
+    <w:pPr>
+      <w:tabs>
+        <w:tab w:val="center" w:pos="4536"/>
+        <w:tab w:val="right" w:pos="9072"/>
+      </w:tabs>
+      <w:spacing w:line="240" w:lineRule="auto"/>
+    </w:pPr>
+  </w:style>
+  <w:style w:type="character" w:customStyle="1" w:styleId="VoettekstChar">
+    <w:name w:val="Voettekst Char"/>
+    <w:basedOn w:val="Standaardalinea-lettertype"/>
+    <w:link w:val="Voettekst"/>
+    <w:uiPriority w:val="99"/>
+    <w:rsid w:val="00897326"/>
+    <w:rPr>
+      <w:rFonts w:ascii="Times New Roman" w:hAnsi="Times New Roman"/>
     </w:rPr>
   </w:style>
 </w:styles>
